--- a/assets/03-T Arquitectura Empresarial Origen.docx
+++ b/assets/03-T Arquitectura Empresarial Origen.docx
@@ -3932,6 +3932,22 @@
         </w:rPr>
         <w:t>Diagrama</w:t>
       </w:r>
+      <w:commentRangeStart w:id="1344591570"/>
+      <w:commentRangeStart w:id="651618946"/>
+      <w:commentRangeEnd w:id="1344591570"/>
+      <w:r>
+        <w:rPr>
+          <w:rStyle w:val="CommentReference"/>
+        </w:rPr>
+        <w:commentReference w:id="1344591570"/>
+      </w:r>
+      <w:commentRangeEnd w:id="651618946"/>
+      <w:r>
+        <w:rPr>
+          <w:rStyle w:val="CommentReference"/>
+        </w:rPr>
+        <w:commentReference w:id="651618946"/>
+      </w:r>
     </w:p>
     <w:tbl>
       <w:tblPr>
@@ -4547,10 +4563,58 @@
     </w:p>
     <w:p>
       <w:pPr>
-        <w:rPr>
+        <w:pStyle w:val="Normal"/>
+        <w:rPr>
+          <w:rFonts w:ascii="Arial" w:hAnsi="Arial" w:eastAsia="Arial" w:cs="Arial"/>
+          <w:noProof w:val="0"/>
+          <w:sz w:val="18"/>
+          <w:szCs w:val="18"/>
           <w:lang w:val="es-419"/>
         </w:rPr>
       </w:pPr>
+      <w:r>
+        <w:drawing>
+          <wp:inline wp14:editId="2ED06171" wp14:anchorId="10DFAD37">
+            <wp:extent cx="5372247" cy="2324100"/>
+            <wp:effectExtent l="0" t="0" r="0" b="0"/>
+            <wp:docPr id="200685805" name="drawing"/>
+            <wp:cNvGraphicFramePr>
+              <a:graphicFrameLocks noChangeAspect="1"/>
+            </wp:cNvGraphicFramePr>
+            <a:graphic>
+              <a:graphicData xmlns:a="http://schemas.openxmlformats.org/drawingml/2006/main" uri="http://schemas.openxmlformats.org/drawingml/2006/picture">
+                <pic:pic xmlns:pic="http://schemas.openxmlformats.org/drawingml/2006/picture">
+                  <pic:nvPicPr>
+                    <pic:cNvPr id="200685805" name="Picture 200685805"/>
+                    <pic:cNvPicPr/>
+                  </pic:nvPicPr>
+                  <pic:blipFill>
+                    <a:blip xmlns:r="http://schemas.openxmlformats.org/officeDocument/2006/relationships" r:embed="rId1882086781">
+                      <a:extLst>
+                        <a:ext uri="{28A0092B-C50C-407E-A947-70E740481C1C}">
+                          <a14:useLocalDpi xmlns:a14="http://schemas.microsoft.com/office/drawing/2010/main"/>
+                        </a:ext>
+                      </a:extLst>
+                    </a:blip>
+                    <a:stretch>
+                      <a:fillRect/>
+                    </a:stretch>
+                  </pic:blipFill>
+                  <pic:spPr>
+                    <a:xfrm rot="0">
+                      <a:off x="0" y="0"/>
+                      <a:ext cx="5372247" cy="2324100"/>
+                    </a:xfrm>
+                    <a:prstGeom prst="rect">
+                      <a:avLst/>
+                    </a:prstGeom>
+                  </pic:spPr>
+                </pic:pic>
+              </a:graphicData>
+            </a:graphic>
+          </wp:inline>
+        </w:drawing>
+      </w:r>
     </w:p>
     <w:p>
       <w:pPr>
@@ -5250,7 +5314,7 @@
         <w:rPr>
           <w:lang w:val="en-US"/>
         </w:rPr>
-        <w:t>: ,</w:t>
+        <w:t>:</w:t>
       </w:r>
       <w:r>
         <w:rPr>
@@ -6099,49 +6163,6 @@
       <w:pPr>
         <w:pStyle w:val="Normal"/>
       </w:pPr>
-      <w:r>
-        <w:drawing>
-          <wp:inline wp14:editId="6B8FC719" wp14:anchorId="0C28844B">
-            <wp:extent cx="5724525" cy="2457450"/>
-            <wp:effectExtent l="0" t="0" r="0" b="0"/>
-            <wp:docPr id="714308615" name="drawing"/>
-            <wp:cNvGraphicFramePr>
-              <a:graphicFrameLocks noChangeAspect="1"/>
-            </wp:cNvGraphicFramePr>
-            <a:graphic>
-              <a:graphicData xmlns:a="http://schemas.openxmlformats.org/drawingml/2006/main" uri="http://schemas.openxmlformats.org/drawingml/2006/picture">
-                <pic:pic xmlns:pic="http://schemas.openxmlformats.org/drawingml/2006/picture">
-                  <pic:nvPicPr>
-                    <pic:cNvPr id="714308615" name="Picture 714308615"/>
-                    <pic:cNvPicPr/>
-                  </pic:nvPicPr>
-                  <pic:blipFill>
-                    <a:blip xmlns:r="http://schemas.openxmlformats.org/officeDocument/2006/relationships" r:embed="rId663624327">
-                      <a:extLst>
-                        <a:ext uri="{28A0092B-C50C-407E-A947-70E740481C1C}">
-                          <a14:useLocalDpi xmlns:a14="http://schemas.microsoft.com/office/drawing/2010/main"/>
-                        </a:ext>
-                      </a:extLst>
-                    </a:blip>
-                    <a:stretch>
-                      <a:fillRect/>
-                    </a:stretch>
-                  </pic:blipFill>
-                  <pic:spPr>
-                    <a:xfrm>
-                      <a:off x="0" y="0"/>
-                      <a:ext cx="5724525" cy="2457450"/>
-                    </a:xfrm>
-                    <a:prstGeom prst="rect">
-                      <a:avLst/>
-                    </a:prstGeom>
-                  </pic:spPr>
-                </pic:pic>
-              </a:graphicData>
-            </a:graphic>
-          </wp:inline>
-        </w:drawing>
-      </w:r>
     </w:p>
     <w:p>
       <w:pPr>
@@ -10406,12 +10427,62 @@
 </w:document>
 </file>
 
+<file path=word/comments.xml><?xml version="1.0" encoding="utf-8"?>
+<w:comments xmlns:w14="http://schemas.microsoft.com/office/word/2010/wordml" xmlns:w="http://schemas.openxmlformats.org/wordprocessingml/2006/main">
+  <w:comment xmlns:w="http://schemas.openxmlformats.org/wordprocessingml/2006/main" w:initials="CL" w:author="CORREA MARIA LAURA" w:date="2026-05-14T22:13:23" w:id="1344591570">
+    <w:p xmlns:w14="http://schemas.microsoft.com/office/word/2010/wordml" xmlns:w="http://schemas.openxmlformats.org/wordprocessingml/2006/main">
+      <w:pPr>
+        <w:pStyle w:val="CommentText"/>
+      </w:pPr>
+      <w:r>
+        <w:rPr>
+          <w:rStyle w:val="CommentReference"/>
+        </w:rPr>
+        <w:annotationRef/>
+      </w:r>
+      <w:r>
+        <w:t>Pongan aqui el diagrama</w:t>
+      </w:r>
+    </w:p>
+  </w:comment>
+  <w:comment xmlns:w="http://schemas.openxmlformats.org/wordprocessingml/2006/main" w:initials="CC" w:author="Ciro Fidel Caratozzolo" w:date="2026-05-19T12:47:34" w:id="651618946">
+    <w:p xmlns:w14="http://schemas.microsoft.com/office/word/2010/wordml" xmlns:w="http://schemas.openxmlformats.org/wordprocessingml/2006/main">
+      <w:pPr>
+        <w:pStyle w:val="CommentText"/>
+      </w:pPr>
+      <w:r>
+        <w:rPr>
+          <w:rStyle w:val="CommentReference"/>
+        </w:rPr>
+        <w:annotationRef/>
+      </w:r>
+      <w:r>
+        <w:t>Listo!</w:t>
+      </w:r>
+    </w:p>
+  </w:comment>
+</w:comments>
+</file>
+
 <file path=word/commentsExtended.xml><?xml version="1.0" encoding="utf-8"?>
-<w15:commentsEx xmlns:mc="http://schemas.openxmlformats.org/markup-compatibility/2006" xmlns:w15="http://schemas.microsoft.com/office/word/2012/wordml" mc:Ignorable="w15"/>
+<w15:commentsEx xmlns:mc="http://schemas.openxmlformats.org/markup-compatibility/2006" xmlns:w15="http://schemas.microsoft.com/office/word/2012/wordml" mc:Ignorable="w15">
+  <w15:commentEx w15:done="0" w15:paraId="746FAB70"/>
+  <w15:commentEx w15:done="0" w15:paraId="3595457F" w15:paraIdParent="746FAB70"/>
+</w15:commentsEx>
+</file>
+
+<file path=word/commentsExtensible.xml><?xml version="1.0" encoding="utf-8"?>
+<w16cex:commentsExtensible xmlns:w16="http://schemas.microsoft.com/office/word/2018/wordml" xmlns:w16cex="http://schemas.microsoft.com/office/word/2018/wordml/cex" xmlns:mc="http://schemas.openxmlformats.org/markup-compatibility/2006" mc:Ignorable="w16 w16cex">
+  <w16cex:commentExtensible w16cex:durableId="7C4E7EC7" w16cex:dateUtc="2026-05-15T01:13:23.203Z"/>
+  <w16cex:commentExtensible w16cex:durableId="1CDEA1A9" w16cex:dateUtc="2026-05-19T15:47:34.801Z"/>
+</w16cex:commentsExtensible>
 </file>
 
 <file path=word/commentsIds.xml><?xml version="1.0" encoding="utf-8"?>
-<w16cid:commentsIds xmlns:mc="http://schemas.openxmlformats.org/markup-compatibility/2006" xmlns:w16cid="http://schemas.microsoft.com/office/word/2016/wordml/cid" mc:Ignorable="w16cid"/>
+<w16cid:commentsIds xmlns:mc="http://schemas.openxmlformats.org/markup-compatibility/2006" xmlns:w16cid="http://schemas.microsoft.com/office/word/2016/wordml/cid" mc:Ignorable="w16cid">
+  <w16cid:commentId w16cid:paraId="746FAB70" w16cid:durableId="7C4E7EC7"/>
+  <w16cid:commentId w16cid:paraId="3595457F" w16cid:durableId="1CDEA1A9"/>
+</w16cid:commentsIds>
 </file>
 
 <file path=word/endnotes.xml><?xml version="1.0" encoding="utf-8"?>
@@ -10884,6 +10955,17 @@
 </w:hdr>
 </file>
 
+<file path=word/intelligence2.xml><?xml version="1.0" encoding="utf-8"?>
+<int2:intelligence xmlns:int2="http://schemas.microsoft.com/office/intelligence/2020/intelligence">
+  <int2:observations>
+    <int2:textHash int2:hashCode="IHll7DpbGEx4AB" int2:id="ekafvwxV">
+      <int2:state int2:type="spell" int2:value="Rejected"/>
+    </int2:textHash>
+  </int2:observations>
+  <int2:intelligenceSettings/>
+</int2:intelligence>
+</file>
+
 <file path=word/numbering.xml><?xml version="1.0" encoding="utf-8"?>
 <w:numbering xmlns:wpc="http://schemas.microsoft.com/office/word/2010/wordprocessingCanvas" xmlns:cx="http://schemas.microsoft.com/office/drawing/2014/chartex" xmlns:cx1="http://schemas.microsoft.com/office/drawing/2015/9/8/chartex" xmlns:cx2="http://schemas.microsoft.com/office/drawing/2015/10/21/chartex" xmlns:cx3="http://schemas.microsoft.com/office/drawing/2016/5/9/chartex" xmlns:cx4="http://schemas.microsoft.com/office/drawing/2016/5/10/chartex" xmlns:cx5="http://schemas.microsoft.com/office/drawing/2016/5/11/chartex" xmlns:cx6="http://schemas.microsoft.com/office/drawing/2016/5/12/chartex" xmlns:cx7="http://schemas.microsoft.com/office/drawing/2016/5/13/chartex" xmlns:cx8="http://schemas.microsoft.com/office/drawing/2016/5/14/chartex" xmlns:mc="http://schemas.openxmlformats.org/markup-compatibility/2006" xmlns:aink="http://schemas.microsoft.com/office/drawing/2016/ink" xmlns:am3d="http://schemas.microsoft.com/office/drawing/2017/model3d" xmlns:o="urn:schemas-microsoft-com:office:office" xmlns:oel="http://schemas.microsoft.com/office/2019/extlst" xmlns:r="http://schemas.openxmlformats.org/officeDocument/2006/relationships" xmlns:m="http://schemas.openxmlformats.org/officeDocument/2006/math" xmlns:v="urn:schemas-microsoft-com:vml" xmlns:wp14="http://schemas.microsoft.com/office/word/2010/wordprocessingDrawing" xmlns:wp="http://schemas.openxmlformats.org/drawingml/2006/wordprocessingDrawing" xmlns:w10="urn:schemas-microsoft-com:office:word" xmlns:w="http://schemas.openxmlformats.org/wordprocessingml/2006/main" xmlns:w14="http://schemas.microsoft.com/office/word/2010/wordml" xmlns:w15="http://schemas.microsoft.com/office/word/2012/wordml" xmlns:w16cex="http://schemas.microsoft.com/office/word/2018/wordml/cex" xmlns:w16cid="http://schemas.microsoft.com/office/word/2016/wordml/cid" xmlns:w16="http://schemas.microsoft.com/office/word/2018/wordml" xmlns:w16du="http://schemas.microsoft.com/office/word/2023/wordml/word16du" xmlns:w16sdtdh="http://schemas.microsoft.com/office/word/2020/wordml/sdtdatahash" xmlns:w16se="http://schemas.microsoft.com/office/word/2015/wordml/symex" xmlns:wpg="http://schemas.microsoft.com/office/word/2010/wordprocessingGroup" xmlns:wpi="http://schemas.microsoft.com/office/word/2010/wordprocessingInk" xmlns:wne="http://schemas.microsoft.com/office/word/2006/wordml" xmlns:wps="http://schemas.microsoft.com/office/word/2010/wordprocessingShape" mc:Ignorable="w14 w15 w16se w16cid w16 w16cex w16sdtdh w16du wp14">
   <w:numPicBullet w:numPicBulletId="0">
@@ -12911,7 +12993,14 @@
 </file>
 
 <file path=word/people.xml><?xml version="1.0" encoding="utf-8"?>
-<w15:people xmlns:mc="http://schemas.openxmlformats.org/markup-compatibility/2006" xmlns:w15="http://schemas.microsoft.com/office/word/2012/wordml" mc:Ignorable="w15"/>
+<w15:people xmlns:mc="http://schemas.openxmlformats.org/markup-compatibility/2006" xmlns:w15="http://schemas.microsoft.com/office/word/2012/wordml" mc:Ignorable="w15">
+  <w15:person w15:author="CORREA MARIA LAURA">
+    <w15:presenceInfo w15:providerId="AD" w15:userId="S::84mc33837407@campus.economicas.uba.ar::479c2a0b-106a-4d66-9615-042568217a54"/>
+  </w15:person>
+  <w15:person w15:author="Ciro Fidel Caratozzolo">
+    <w15:presenceInfo w15:providerId="AD" w15:userId="S::50ca42818427@campus.economicas.uba.ar::3fc74569-16da-4363-9366-3ba4519995a3"/>
+  </w15:person>
+</w15:people>
 </file>
 
 <file path=word/styles.xml><?xml version="1.0" encoding="utf-8"?>
